--- a/downloads/handouts/Unit 01/Handout 01.18 - Project Plan Sheet.docx
+++ b/downloads/handouts/Unit 01/Handout 01.18 - Project Plan Sheet.docx
@@ -61,18 +61,39 @@
       </w:r>
     </w:p>
     <w:p>
-      <w:r>
-        <w:br w:type="page"/>
-      </w:r>
-    </w:p>
-    <w:p>
-      <w:r>
-        <w:br w:type="page"/>
-      </w:r>
-    </w:p>
-    <w:p>
-      <w:r>
-        <w:br w:type="page"/>
+      <w:pPr>
+        <w:numPr>
+          <w:ilvl w:val="0"/>
+          <w:numId w:val="1001"/>
+        </w:numPr>
+        <w:pStyle w:val="Compact"/>
+      </w:pPr>
+      <w:r>
+        <w:t xml:space="preserve">________________________________</w:t>
+      </w:r>
+    </w:p>
+    <w:p>
+      <w:pPr>
+        <w:numPr>
+          <w:ilvl w:val="0"/>
+          <w:numId w:val="1001"/>
+        </w:numPr>
+        <w:pStyle w:val="Compact"/>
+      </w:pPr>
+      <w:r>
+        <w:t xml:space="preserve">________________________________</w:t>
+      </w:r>
+    </w:p>
+    <w:p>
+      <w:pPr>
+        <w:numPr>
+          <w:ilvl w:val="0"/>
+          <w:numId w:val="1001"/>
+        </w:numPr>
+        <w:pStyle w:val="Compact"/>
+      </w:pPr>
+      <w:r>
+        <w:t xml:space="preserve">________________________________</w:t>
       </w:r>
     </w:p>
     <w:p>
@@ -1959,7 +1980,7 @@
         <w:pStyle w:val="BodyText"/>
       </w:pPr>
       <w:r>
-        <w:t xml:space="preserve">Sentence starters (Turkish, Portuguese, and Spanish versions are on the project sheet):</w:t>
+        <w:t xml:space="preserve">Sentence starters (Spanish versions are on the project sheet):</w:t>
       </w:r>
     </w:p>
     <w:p>

--- a/downloads/handouts/Unit 01/Handout 01.18 - Project Plan Sheet.docx
+++ b/downloads/handouts/Unit 01/Handout 01.18 - Project Plan Sheet.docx
@@ -6,9 +6,9 @@
       <w:pPr>
         <w:pStyle w:val="Heading1"/>
       </w:pPr>
-      <w:bookmarkStart w:id="20" w:name="Xdbe45772da3fe8eb98e834a116cbc5fddb9c79a"/>
-      <w:r>
-        <w:t xml:space="preserve">Handout 01.18: Project Plan Sheet, Feed a Family of Four on $40</w:t>
+      <w:bookmarkStart w:id="20" w:name="Xc1496aaad88c619c7bf26bb3fcc81e1e0bc70fc"/>
+      <w:r>
+        <w:t xml:space="preserve">Handout 1.18: Project Plan Sheet, Feed a Family of Four on $40</w:t>
       </w:r>
       <w:bookmarkEnd w:id="20"/>
     </w:p>

--- a/downloads/handouts/Unit 01/Handout 01.18 - Project Plan Sheet.docx
+++ b/downloads/handouts/Unit 01/Handout 01.18 - Project Plan Sheet.docx
@@ -378,7 +378,7 @@
         <w:t xml:space="preserve"> </w:t>
       </w:r>
       <w:r>
-        <w:t xml:space="preserve">(the one dish we will cook in the lab; circle it above and write it here): ________________________________</w:t>
+        <w:t xml:space="preserve">(the one dish we will cook in the lab). Circle it in the table above and write it here: ________________________________</w:t>
       </w:r>
     </w:p>
     <w:p>
@@ -412,7 +412,7 @@
         <w:pStyle w:val="FirstParagraph"/>
       </w:pPr>
       <w:r>
-        <w:t xml:space="preserve">Rules: every line has a unit. You pay for the whole package, not the part you use. Pantry items are $0 and marked</w:t>
+        <w:t xml:space="preserve">Rules: Every line has a unit. You pay for the whole package, not just the part you use. Pantry items are $0 and marked</w:t>
       </w:r>
       <w:r>
         <w:t xml:space="preserve"> </w:t>
@@ -1972,7 +1972,7 @@
         <w:pStyle w:val="FirstParagraph"/>
       </w:pPr>
       <w:r>
-        <w:t xml:space="preserve">Draw a paper plate. Divide it into the five MyPlate sections (fruits and vegetables on one half; grains and protein on the other half; a small circle for dairy beside it). Write the dish in each section and its cost under it. Write the running total in a box at the bottom. Plan on the plate first if that is easier, then copy to the table.</w:t>
+        <w:t xml:space="preserve">Draw a paper plate. Divide it into the five MyPlate sections: fruits and vegetables on one half, grains and protein on the other half, and a small circle for dairy beside the plate. Write the dish in each section and its cost under it. Write the running total in a box at the bottom. If planning on the plate is easier, do that first. Then copy to the table.</w:t>
       </w:r>
     </w:p>
     <w:p>
